--- a/templates/sanitized/bank-com-completion-project.marked.docx
+++ b/templates/sanitized/bank-com-completion-project.marked.docx
@@ -441,7 +441,7 @@
                 <w:rFonts w:cs="Times New Roman" w:ascii="Times New Roman" w:hAnsi="Times New Roman" w:eastAsia="Times New Roman"/>
                 <w:color w:val="FFFFFF"/>
               </w:rPr>
-              <w:t xml:space="preserve">QZ6ZQ</w:t>
+              <w:t xml:space="preserve">QZ5ZQ</w:t>
             </w:r>
           </w:p>
         </w:tc>
@@ -610,7 +610,7 @@
                 <w:rFonts w:cs="Times New Roman" w:ascii="Times New Roman" w:hAnsi="Times New Roman" w:eastAsia="Times New Roman"/>
                 <w:color w:val="FFFFFF"/>
               </w:rPr>
-              <w:t xml:space="preserve">QZ7ZQ</w:t>
+              <w:t xml:space="preserve">QZ6ZQ</w:t>
             </w:r>
           </w:p>
         </w:tc>
@@ -4252,19 +4252,7 @@
                 <w:rtl/>
                 <w:lang w:bidi="ar-AE"/>
               </w:rPr>
-              <w:t xml:space="preserve">الاستشاري</w:t>
-            </w:r>
-            <w:r>
-              <w:rPr>
-                <w:rFonts w:ascii="GE SS Text Medium" w:hAnsi="GE SS Text Medium" w:cs="GE SS Text Medium" w:eastAsia="GE SS Text Medium"/>
-                <w:rtl/>
-                <w:lang w:bidi="ar-AE"/>
-                <w:color w:val="FFFFFF"/>
-                <w:spacing w:val="-20"/>
-                <w:sz w:val="2"/>
-                <w:szCs w:val="2"/>
-              </w:rPr>
-              <w:t xml:space="preserve">QZ5ZQ</w:t>
+              <w:t>الاستشاري</w:t>
             </w:r>
           </w:p>
         </w:tc>
